--- a/fuentes/93610225_CF03_DU.docx
+++ b/fuentes/93610225_CF03_DU.docx
@@ -6654,7 +6654,7 @@
     </w:p>
     <w:p>
       <w:r>
-        <w:t>Las Comidas Típicas. (s.f.). Descubre las deliciosas recetas de comida típica europea.</w:t>
+        <w:t>Viajero Casual. (s.f.). 30 platos de comida típica europea.</w:t>
       </w:r>
     </w:p>
     <w:p>
@@ -6664,26 +6664,6 @@
         </w:rPr>
       </w:pPr>
       <w:hyperlink r:id="rId19" w:history="1">
-        <w:r>
-          <w:rPr>
-            <w:rStyle w:val="Hipervnculo"/>
-          </w:rPr>
-          <w:t>https://www.lascomidastipicas.com/comida-tipica-de-europa-recetas/</w:t>
-        </w:r>
-      </w:hyperlink>
-    </w:p>
-    <w:p>
-      <w:r>
-        <w:t>Viajero Casual. (s.f.). 30 platos de comida típica europea.</w:t>
-      </w:r>
-    </w:p>
-    <w:p>
-      <w:pPr>
-        <w:rPr>
-          <w:rStyle w:val="Hipervnculo"/>
-        </w:rPr>
-      </w:pPr>
-      <w:hyperlink r:id="rId20" w:history="1">
         <w:r>
           <w:rPr>
             <w:rStyle w:val="Hipervnculo"/>
@@ -6703,7 +6683,7 @@
           <w:rStyle w:val="Hipervnculo"/>
         </w:rPr>
       </w:pPr>
-      <w:hyperlink r:id="rId21" w:history="1">
+      <w:hyperlink r:id="rId20" w:history="1">
         <w:r>
           <w:rPr>
             <w:rStyle w:val="Hipervnculo"/>
@@ -7802,8 +7782,8 @@
       </w:pPr>
     </w:p>
     <w:sectPr>
-      <w:headerReference w:type="default" r:id="rId22"/>
-      <w:footerReference w:type="default" r:id="rId23"/>
+      <w:headerReference w:type="default" r:id="rId21"/>
+      <w:footerReference w:type="default" r:id="rId22"/>
       <w:pgSz w:w="12240" w:h="15840"/>
       <w:pgMar w:top="1701" w:right="1134" w:bottom="1134" w:left="1134" w:header="709" w:footer="737" w:gutter="0"/>
       <w:pgNumType w:start="1"/>
